--- a/Backend/Director_Disclosure/Output_Disclosures/2024-25/PRAYATNA_DEVELOPERS_LIMITED/MBP-1/MBP1_KEYUR_JAYKANT_VORA_11330446.docx
+++ b/Backend/Director_Disclosure/Output_Disclosures/2024-25/PRAYATNA_DEVELOPERS_LIMITED/MBP-1/MBP1_KEYUR_JAYKANT_VORA_11330446.docx
@@ -93,167 +93,17 @@
     </w:p>
     <w:p>
       <w:pPr>
-        <w:spacing w:before="0" w:after="0"/>
-        <w:jc w:val="left"/>
-      </w:pPr>
-      <w:r>
-        <w:rPr>
-          <w:rFonts w:ascii="Adani" w:hAnsi="Adani"/>
-          <w:b w:val="0"/>
-          <w:sz w:val="20"/>
-          <w:u w:val="none"/>
-        </w:rPr>
-        <w:t>ADANI ECOGEN FOUR LIMITED</w:t>
-      </w:r>
-    </w:p>
-    <w:p>
-      <w:pPr>
-        <w:spacing w:before="0" w:after="0"/>
-        <w:jc w:val="left"/>
-      </w:pPr>
-      <w:r>
-        <w:rPr>
-          <w:rFonts w:ascii="Adani" w:hAnsi="Adani"/>
-          <w:b w:val="0"/>
-          <w:sz w:val="20"/>
-          <w:u w:val="none"/>
-        </w:rPr>
-        <w:t>SKYSPIN ENERGY LIMITED</w:t>
-      </w:r>
-    </w:p>
-    <w:p>
-      <w:pPr>
-        <w:spacing w:before="0" w:after="0"/>
-        <w:jc w:val="left"/>
-      </w:pPr>
-      <w:r>
-        <w:rPr>
-          <w:rFonts w:ascii="Adani" w:hAnsi="Adani"/>
-          <w:b w:val="0"/>
-          <w:sz w:val="20"/>
-          <w:u w:val="none"/>
-        </w:rPr>
-        <w:t>ADANI ECOGEN SIX LIMITED</w:t>
-      </w:r>
-    </w:p>
-    <w:p>
-      <w:pPr>
-        <w:spacing w:before="0" w:after="0"/>
-        <w:jc w:val="left"/>
-      </w:pPr>
-      <w:r>
-        <w:rPr>
-          <w:rFonts w:ascii="Adani" w:hAnsi="Adani"/>
-          <w:b w:val="0"/>
-          <w:sz w:val="20"/>
-          <w:u w:val="none"/>
-        </w:rPr>
-        <w:t>ADANI ECOGEN EIGHT LIMITED</w:t>
-      </w:r>
-    </w:p>
-    <w:p>
-      <w:pPr>
-        <w:spacing w:before="0" w:after="0"/>
-        <w:jc w:val="left"/>
-      </w:pPr>
-      <w:r>
-        <w:rPr>
-          <w:rFonts w:ascii="Adani" w:hAnsi="Adani"/>
-          <w:b w:val="0"/>
-          <w:sz w:val="20"/>
-          <w:u w:val="none"/>
-        </w:rPr>
-        <w:t>ADANI ECOGEN SEVEN LIMITED</w:t>
-      </w:r>
-    </w:p>
-    <w:p>
-      <w:pPr>
-        <w:spacing w:before="0" w:after="0"/>
-        <w:jc w:val="left"/>
-      </w:pPr>
-      <w:r>
-        <w:rPr>
-          <w:rFonts w:ascii="Adani" w:hAnsi="Adani"/>
-          <w:b w:val="0"/>
-          <w:sz w:val="20"/>
-          <w:u w:val="none"/>
-        </w:rPr>
-        <w:t>ADANI ECOGEN FIVE LIMITED</w:t>
-      </w:r>
-    </w:p>
-    <w:p>
-      <w:pPr>
-        <w:spacing w:before="0" w:after="0"/>
-        <w:jc w:val="left"/>
-      </w:pPr>
-      <w:r>
-        <w:rPr>
-          <w:rFonts w:ascii="Adani" w:hAnsi="Adani"/>
-          <w:b w:val="0"/>
-          <w:sz w:val="20"/>
-          <w:u w:val="none"/>
-        </w:rPr>
-        <w:t>ECOTHRIVE RENEWABLES LIMITED</w:t>
-      </w:r>
-    </w:p>
-    <w:p>
-      <w:pPr>
-        <w:spacing w:before="0" w:after="0"/>
-        <w:jc w:val="left"/>
-      </w:pPr>
-      <w:r>
-        <w:rPr>
-          <w:rFonts w:ascii="Adani" w:hAnsi="Adani"/>
-          <w:b w:val="0"/>
-          <w:sz w:val="20"/>
-          <w:u w:val="none"/>
-        </w:rPr>
-        <w:t>ADANI GREEN ENERGY (UP) LIMITED</w:t>
-      </w:r>
-    </w:p>
-    <w:p>
-      <w:pPr>
-        <w:spacing w:before="0" w:after="0"/>
-        <w:jc w:val="left"/>
-      </w:pPr>
-      <w:r>
-        <w:rPr>
-          <w:rFonts w:ascii="Adani" w:hAnsi="Adani"/>
-          <w:b w:val="0"/>
-          <w:sz w:val="20"/>
-          <w:u w:val="none"/>
-        </w:rPr>
-        <w:t>PRAYATNA DEVELOPERS LIMITED</w:t>
-      </w:r>
-    </w:p>
-    <w:p>
-      <w:pPr>
-        <w:spacing w:before="0" w:after="0"/>
-        <w:jc w:val="left"/>
-      </w:pPr>
-      <w:r>
-        <w:rPr>
-          <w:rFonts w:ascii="Adani" w:hAnsi="Adani"/>
-          <w:b w:val="0"/>
-          <w:sz w:val="20"/>
-          <w:u w:val="none"/>
-        </w:rPr>
-        <w:t>URJASETU RENEWABLES LIMITED</w:t>
-      </w:r>
-    </w:p>
-    <w:p>
-      <w:pPr>
         <w:spacing w:before="0" w:after="160"/>
         <w:jc w:val="left"/>
       </w:pPr>
       <w:r>
         <w:rPr>
           <w:rFonts w:ascii="Adani" w:hAnsi="Adani"/>
-          <w:b w:val="0"/>
+          <w:b/>
           <w:sz w:val="20"/>
           <w:u w:val="none"/>
         </w:rPr>
-        <w:t>HYDROBLOOM POWER LIMITED</w:t>
+        <w:t>PRAYATNA DEVELOPERS LIMITED</w:t>
       </w:r>
     </w:p>
     <w:p>
@@ -1533,7 +1383,7 @@
                 <w:sz w:val="18"/>
                 <w:u w:val="none"/>
               </w:rPr>
-              <w:t>ADANI GREEN ENERGY (UP) LIMITED</w:t>
+              <w:t>PRAYATNA DEVELOPERS LIMITED</w:t>
             </w:r>
           </w:p>
         </w:tc>
@@ -1675,7 +1525,7 @@
                 <w:sz w:val="18"/>
                 <w:u w:val="none"/>
               </w:rPr>
-              <w:t>PRAYATNA DEVELOPERS LIMITED</w:t>
+              <w:t>ADANI GREEN ENERGY (UP) LIMITED</w:t>
             </w:r>
           </w:p>
         </w:tc>
@@ -1817,7 +1667,7 @@
                 <w:sz w:val="18"/>
                 <w:u w:val="none"/>
               </w:rPr>
-              <w:t>URJASETU RENEWABLES LIMITED</w:t>
+              <w:t>HYDROBLOOM POWER LIMITED</w:t>
             </w:r>
           </w:p>
         </w:tc>
@@ -1959,7 +1809,7 @@
                 <w:sz w:val="18"/>
                 <w:u w:val="none"/>
               </w:rPr>
-              <w:t>HYDROBLOOM POWER LIMITED</w:t>
+              <w:t>URJASETU RENEWABLES LIMITED</w:t>
             </w:r>
           </w:p>
         </w:tc>
@@ -2280,7 +2130,7 @@
                 <w:sz w:val="18"/>
                 <w:u w:val="none"/>
               </w:rPr>
-              <w:t>Date:   07th May, 2026</w:t>
+              <w:t>Date:   15th May, 2026</w:t>
             </w:r>
           </w:p>
         </w:tc>
@@ -2546,174 +2396,441 @@
         <w:t>:</w:t>
       </w:r>
     </w:p>
-    <w:p>
-      <w:pPr>
-        <w:pStyle w:val="ListNumber"/>
-        <w:spacing w:before="0" w:after="40"/>
-        <w:ind w:left="720"/>
-      </w:pPr>
-      <w:r>
-        <w:rPr>
-          <w:rFonts w:ascii="Adani" w:hAnsi="Adani"/>
-          <w:b w:val="0"/>
-          <w:sz w:val="20"/>
-          <w:u w:val="none"/>
-        </w:rPr>
-        <w:t>Father</w:t>
-        <w:tab/>
-        <w:tab/>
-        <w:t>:</w:t>
-        <w:tab/>
-        <w:t>NIL</w:t>
-      </w:r>
-    </w:p>
-    <w:p>
-      <w:pPr>
-        <w:pStyle w:val="ListNumber"/>
-        <w:spacing w:before="0" w:after="40"/>
-        <w:ind w:left="720"/>
-      </w:pPr>
-      <w:r>
-        <w:rPr>
-          <w:rFonts w:ascii="Adani" w:hAnsi="Adani"/>
-          <w:b w:val="0"/>
-          <w:sz w:val="20"/>
-          <w:u w:val="none"/>
-        </w:rPr>
-        <w:t>Mother</w:t>
-        <w:tab/>
-        <w:tab/>
-        <w:t>:</w:t>
-        <w:tab/>
-        <w:t>NIL</w:t>
-      </w:r>
-    </w:p>
-    <w:p>
-      <w:pPr>
-        <w:pStyle w:val="ListNumber"/>
-        <w:spacing w:before="0" w:after="40"/>
-        <w:ind w:left="720"/>
-      </w:pPr>
-      <w:r>
-        <w:rPr>
-          <w:rFonts w:ascii="Adani" w:hAnsi="Adani"/>
-          <w:b w:val="0"/>
-          <w:sz w:val="20"/>
-          <w:u w:val="none"/>
-        </w:rPr>
-        <w:t>Son</w:t>
-        <w:tab/>
-        <w:tab/>
-        <w:t>:</w:t>
-        <w:tab/>
-        <w:t>NIL</w:t>
-      </w:r>
-    </w:p>
-    <w:p>
-      <w:pPr>
-        <w:pStyle w:val="ListNumber"/>
-        <w:spacing w:before="0" w:after="40"/>
-        <w:ind w:left="720"/>
-      </w:pPr>
-      <w:r>
-        <w:rPr>
-          <w:rFonts w:ascii="Adani" w:hAnsi="Adani"/>
-          <w:b w:val="0"/>
-          <w:sz w:val="20"/>
-          <w:u w:val="none"/>
-        </w:rPr>
-        <w:t>Son's Wife</w:t>
-        <w:tab/>
-        <w:tab/>
-        <w:t>:</w:t>
-        <w:tab/>
-        <w:t>NIL</w:t>
-      </w:r>
-    </w:p>
-    <w:p>
-      <w:pPr>
-        <w:pStyle w:val="ListNumber"/>
-        <w:spacing w:before="0" w:after="40"/>
-        <w:ind w:left="720"/>
-      </w:pPr>
-      <w:r>
-        <w:rPr>
-          <w:rFonts w:ascii="Adani" w:hAnsi="Adani"/>
-          <w:b w:val="0"/>
-          <w:sz w:val="20"/>
-          <w:u w:val="none"/>
-        </w:rPr>
-        <w:t>Daughter</w:t>
-        <w:tab/>
-        <w:tab/>
-        <w:t>:</w:t>
-        <w:tab/>
-        <w:t>NIL</w:t>
-      </w:r>
-    </w:p>
-    <w:p>
-      <w:pPr>
-        <w:pStyle w:val="ListNumber"/>
-        <w:spacing w:before="0" w:after="40"/>
-        <w:ind w:left="720"/>
-      </w:pPr>
-      <w:r>
-        <w:rPr>
-          <w:rFonts w:ascii="Adani" w:hAnsi="Adani"/>
-          <w:b w:val="0"/>
-          <w:sz w:val="20"/>
-          <w:u w:val="none"/>
-        </w:rPr>
-        <w:t>Daughter's Husband</w:t>
-        <w:tab/>
-        <w:tab/>
-        <w:t>:</w:t>
-        <w:tab/>
-        <w:t>NIL</w:t>
-      </w:r>
-    </w:p>
-    <w:p>
-      <w:pPr>
-        <w:pStyle w:val="ListNumber"/>
-        <w:spacing w:before="0" w:after="40"/>
-        <w:ind w:left="720"/>
-      </w:pPr>
-      <w:r>
-        <w:rPr>
-          <w:rFonts w:ascii="Adani" w:hAnsi="Adani"/>
-          <w:b w:val="0"/>
-          <w:sz w:val="20"/>
-          <w:u w:val="none"/>
-        </w:rPr>
-        <w:t>Brother</w:t>
-        <w:tab/>
-        <w:tab/>
-        <w:t>:</w:t>
-        <w:tab/>
-        <w:t>NIL</w:t>
-      </w:r>
-    </w:p>
-    <w:p>
-      <w:pPr>
-        <w:pStyle w:val="ListNumber"/>
-        <w:spacing w:before="0" w:after="40"/>
-        <w:ind w:left="720"/>
-      </w:pPr>
-      <w:r>
-        <w:rPr>
-          <w:rFonts w:ascii="Adani" w:hAnsi="Adani"/>
-          <w:b w:val="0"/>
-          <w:sz w:val="20"/>
-          <w:u w:val="none"/>
-        </w:rPr>
-        <w:t>Sister</w:t>
-        <w:tab/>
-        <w:tab/>
-        <w:t>:</w:t>
-        <w:tab/>
-        <w:t>NIL</w:t>
-      </w:r>
-    </w:p>
+    <w:tbl>
+      <w:tblPr>
+        <w:tblW w:type="auto" w:w="0"/>
+        <w:jc w:val="left"/>
+        <w:tblLook w:firstColumn="1" w:firstRow="1" w:lastColumn="0" w:lastRow="0" w:noHBand="0" w:noVBand="1" w:val="04A0"/>
+      </w:tblPr>
+      <w:tblGrid>
+        <w:gridCol w:w="4536"/>
+        <w:gridCol w:w="4536"/>
+      </w:tblGrid>
+      <w:tr>
+        <w:tc>
+          <w:tcPr>
+            <w:tcW w:type="dxa" w:w="4536"/>
+            <w:tcBorders>
+              <w:top w:val="none"/>
+              <w:bottom w:val="none"/>
+              <w:left w:val="none"/>
+              <w:right w:val="none"/>
+            </w:tcBorders>
+          </w:tcPr>
+          <w:p>
+            <w:pPr>
+              <w:ind w:left="720"/>
+            </w:pPr>
+            <w:r>
+              <w:rPr>
+                <w:rFonts w:ascii="Adani" w:hAnsi="Adani"/>
+                <w:b w:val="0"/>
+                <w:sz w:val="20"/>
+                <w:u w:val="none"/>
+              </w:rPr>
+              <w:t>1.</w:t>
+              <w:tab/>
+              <w:t>Father</w:t>
+              <w:tab/>
+              <w:t>:</w:t>
+            </w:r>
+          </w:p>
+        </w:tc>
+        <w:tc>
+          <w:tcPr>
+            <w:tcW w:type="dxa" w:w="4536"/>
+            <w:tcBorders>
+              <w:top w:val="none"/>
+              <w:bottom w:val="none"/>
+              <w:left w:val="none"/>
+              <w:right w:val="none"/>
+            </w:tcBorders>
+          </w:tcPr>
+          <w:p>
+            <w:r>
+              <w:rPr>
+                <w:rFonts w:ascii="Adani" w:hAnsi="Adani"/>
+                <w:b w:val="0"/>
+                <w:sz w:val="20"/>
+                <w:u w:val="none"/>
+              </w:rPr>
+              <w:t>NIL</w:t>
+            </w:r>
+          </w:p>
+        </w:tc>
+      </w:tr>
+      <w:tr>
+        <w:tc>
+          <w:tcPr>
+            <w:tcW w:type="dxa" w:w="4536"/>
+            <w:tcBorders>
+              <w:top w:val="none"/>
+              <w:bottom w:val="none"/>
+              <w:left w:val="none"/>
+              <w:right w:val="none"/>
+            </w:tcBorders>
+          </w:tcPr>
+          <w:p>
+            <w:pPr>
+              <w:ind w:left="720"/>
+            </w:pPr>
+            <w:r>
+              <w:rPr>
+                <w:rFonts w:ascii="Adani" w:hAnsi="Adani"/>
+                <w:b w:val="0"/>
+                <w:sz w:val="20"/>
+                <w:u w:val="none"/>
+              </w:rPr>
+              <w:t>2.</w:t>
+              <w:tab/>
+              <w:t>Mother</w:t>
+              <w:tab/>
+              <w:t>:</w:t>
+            </w:r>
+          </w:p>
+        </w:tc>
+        <w:tc>
+          <w:tcPr>
+            <w:tcW w:type="dxa" w:w="4536"/>
+            <w:tcBorders>
+              <w:top w:val="none"/>
+              <w:bottom w:val="none"/>
+              <w:left w:val="none"/>
+              <w:right w:val="none"/>
+            </w:tcBorders>
+          </w:tcPr>
+          <w:p>
+            <w:r>
+              <w:rPr>
+                <w:rFonts w:ascii="Adani" w:hAnsi="Adani"/>
+                <w:b w:val="0"/>
+                <w:sz w:val="20"/>
+                <w:u w:val="none"/>
+              </w:rPr>
+              <w:t>NIL</w:t>
+            </w:r>
+          </w:p>
+        </w:tc>
+      </w:tr>
+      <w:tr>
+        <w:tc>
+          <w:tcPr>
+            <w:tcW w:type="dxa" w:w="4536"/>
+            <w:tcBorders>
+              <w:top w:val="none"/>
+              <w:bottom w:val="none"/>
+              <w:left w:val="none"/>
+              <w:right w:val="none"/>
+            </w:tcBorders>
+          </w:tcPr>
+          <w:p>
+            <w:pPr>
+              <w:ind w:left="720"/>
+            </w:pPr>
+            <w:r>
+              <w:rPr>
+                <w:rFonts w:ascii="Adani" w:hAnsi="Adani"/>
+                <w:b w:val="0"/>
+                <w:sz w:val="20"/>
+                <w:u w:val="none"/>
+              </w:rPr>
+              <w:t>3.</w:t>
+              <w:tab/>
+              <w:t>Son</w:t>
+              <w:tab/>
+              <w:t>:</w:t>
+            </w:r>
+          </w:p>
+        </w:tc>
+        <w:tc>
+          <w:tcPr>
+            <w:tcW w:type="dxa" w:w="4536"/>
+            <w:tcBorders>
+              <w:top w:val="none"/>
+              <w:bottom w:val="none"/>
+              <w:left w:val="none"/>
+              <w:right w:val="none"/>
+            </w:tcBorders>
+          </w:tcPr>
+          <w:p>
+            <w:r>
+              <w:rPr>
+                <w:rFonts w:ascii="Adani" w:hAnsi="Adani"/>
+                <w:b w:val="0"/>
+                <w:sz w:val="20"/>
+                <w:u w:val="none"/>
+              </w:rPr>
+              <w:t>NIL</w:t>
+            </w:r>
+          </w:p>
+        </w:tc>
+      </w:tr>
+      <w:tr>
+        <w:tc>
+          <w:tcPr>
+            <w:tcW w:type="dxa" w:w="4536"/>
+            <w:tcBorders>
+              <w:top w:val="none"/>
+              <w:bottom w:val="none"/>
+              <w:left w:val="none"/>
+              <w:right w:val="none"/>
+            </w:tcBorders>
+          </w:tcPr>
+          <w:p>
+            <w:pPr>
+              <w:ind w:left="720"/>
+            </w:pPr>
+            <w:r>
+              <w:rPr>
+                <w:rFonts w:ascii="Adani" w:hAnsi="Adani"/>
+                <w:b w:val="0"/>
+                <w:sz w:val="20"/>
+                <w:u w:val="none"/>
+              </w:rPr>
+              <w:t>4.</w:t>
+              <w:tab/>
+              <w:t>Son's Wife</w:t>
+              <w:tab/>
+              <w:t>:</w:t>
+            </w:r>
+          </w:p>
+        </w:tc>
+        <w:tc>
+          <w:tcPr>
+            <w:tcW w:type="dxa" w:w="4536"/>
+            <w:tcBorders>
+              <w:top w:val="none"/>
+              <w:bottom w:val="none"/>
+              <w:left w:val="none"/>
+              <w:right w:val="none"/>
+            </w:tcBorders>
+          </w:tcPr>
+          <w:p>
+            <w:r>
+              <w:rPr>
+                <w:rFonts w:ascii="Adani" w:hAnsi="Adani"/>
+                <w:b w:val="0"/>
+                <w:sz w:val="20"/>
+                <w:u w:val="none"/>
+              </w:rPr>
+              <w:t>NIL</w:t>
+            </w:r>
+          </w:p>
+        </w:tc>
+      </w:tr>
+      <w:tr>
+        <w:tc>
+          <w:tcPr>
+            <w:tcW w:type="dxa" w:w="4536"/>
+            <w:tcBorders>
+              <w:top w:val="none"/>
+              <w:bottom w:val="none"/>
+              <w:left w:val="none"/>
+              <w:right w:val="none"/>
+            </w:tcBorders>
+          </w:tcPr>
+          <w:p>
+            <w:pPr>
+              <w:ind w:left="720"/>
+            </w:pPr>
+            <w:r>
+              <w:rPr>
+                <w:rFonts w:ascii="Adani" w:hAnsi="Adani"/>
+                <w:b w:val="0"/>
+                <w:sz w:val="20"/>
+                <w:u w:val="none"/>
+              </w:rPr>
+              <w:t>5.</w:t>
+              <w:tab/>
+              <w:t>Daughter</w:t>
+              <w:tab/>
+              <w:t>:</w:t>
+            </w:r>
+          </w:p>
+        </w:tc>
+        <w:tc>
+          <w:tcPr>
+            <w:tcW w:type="dxa" w:w="4536"/>
+            <w:tcBorders>
+              <w:top w:val="none"/>
+              <w:bottom w:val="none"/>
+              <w:left w:val="none"/>
+              <w:right w:val="none"/>
+            </w:tcBorders>
+          </w:tcPr>
+          <w:p>
+            <w:r>
+              <w:rPr>
+                <w:rFonts w:ascii="Adani" w:hAnsi="Adani"/>
+                <w:b w:val="0"/>
+                <w:sz w:val="20"/>
+                <w:u w:val="none"/>
+              </w:rPr>
+              <w:t>NIL</w:t>
+            </w:r>
+          </w:p>
+        </w:tc>
+      </w:tr>
+      <w:tr>
+        <w:tc>
+          <w:tcPr>
+            <w:tcW w:type="dxa" w:w="4536"/>
+            <w:tcBorders>
+              <w:top w:val="none"/>
+              <w:bottom w:val="none"/>
+              <w:left w:val="none"/>
+              <w:right w:val="none"/>
+            </w:tcBorders>
+          </w:tcPr>
+          <w:p>
+            <w:pPr>
+              <w:ind w:left="720"/>
+            </w:pPr>
+            <w:r>
+              <w:rPr>
+                <w:rFonts w:ascii="Adani" w:hAnsi="Adani"/>
+                <w:b w:val="0"/>
+                <w:sz w:val="20"/>
+                <w:u w:val="none"/>
+              </w:rPr>
+              <w:t>6.</w:t>
+              <w:tab/>
+              <w:t>Daughter's Husband</w:t>
+              <w:tab/>
+              <w:t>:</w:t>
+            </w:r>
+          </w:p>
+        </w:tc>
+        <w:tc>
+          <w:tcPr>
+            <w:tcW w:type="dxa" w:w="4536"/>
+            <w:tcBorders>
+              <w:top w:val="none"/>
+              <w:bottom w:val="none"/>
+              <w:left w:val="none"/>
+              <w:right w:val="none"/>
+            </w:tcBorders>
+          </w:tcPr>
+          <w:p>
+            <w:r>
+              <w:rPr>
+                <w:rFonts w:ascii="Adani" w:hAnsi="Adani"/>
+                <w:b w:val="0"/>
+                <w:sz w:val="20"/>
+                <w:u w:val="none"/>
+              </w:rPr>
+              <w:t>NIL</w:t>
+            </w:r>
+          </w:p>
+        </w:tc>
+      </w:tr>
+      <w:tr>
+        <w:tc>
+          <w:tcPr>
+            <w:tcW w:type="dxa" w:w="4536"/>
+            <w:tcBorders>
+              <w:top w:val="none"/>
+              <w:bottom w:val="none"/>
+              <w:left w:val="none"/>
+              <w:right w:val="none"/>
+            </w:tcBorders>
+          </w:tcPr>
+          <w:p>
+            <w:pPr>
+              <w:ind w:left="720"/>
+            </w:pPr>
+            <w:r>
+              <w:rPr>
+                <w:rFonts w:ascii="Adani" w:hAnsi="Adani"/>
+                <w:b w:val="0"/>
+                <w:sz w:val="20"/>
+                <w:u w:val="none"/>
+              </w:rPr>
+              <w:t>7.</w:t>
+              <w:tab/>
+              <w:t>Brother</w:t>
+              <w:tab/>
+              <w:t>:</w:t>
+            </w:r>
+          </w:p>
+        </w:tc>
+        <w:tc>
+          <w:tcPr>
+            <w:tcW w:type="dxa" w:w="4536"/>
+            <w:tcBorders>
+              <w:top w:val="none"/>
+              <w:bottom w:val="none"/>
+              <w:left w:val="none"/>
+              <w:right w:val="none"/>
+            </w:tcBorders>
+          </w:tcPr>
+          <w:p>
+            <w:r>
+              <w:rPr>
+                <w:rFonts w:ascii="Adani" w:hAnsi="Adani"/>
+                <w:b w:val="0"/>
+                <w:sz w:val="20"/>
+                <w:u w:val="none"/>
+              </w:rPr>
+              <w:t>NIL</w:t>
+            </w:r>
+          </w:p>
+        </w:tc>
+      </w:tr>
+      <w:tr>
+        <w:tc>
+          <w:tcPr>
+            <w:tcW w:type="dxa" w:w="4536"/>
+            <w:tcBorders>
+              <w:top w:val="none"/>
+              <w:bottom w:val="none"/>
+              <w:left w:val="none"/>
+              <w:right w:val="none"/>
+            </w:tcBorders>
+          </w:tcPr>
+          <w:p>
+            <w:pPr>
+              <w:ind w:left="720"/>
+            </w:pPr>
+            <w:r>
+              <w:rPr>
+                <w:rFonts w:ascii="Adani" w:hAnsi="Adani"/>
+                <w:b w:val="0"/>
+                <w:sz w:val="20"/>
+                <w:u w:val="none"/>
+              </w:rPr>
+              <w:t>8.</w:t>
+              <w:tab/>
+              <w:t>Sister</w:t>
+              <w:tab/>
+              <w:t>:</w:t>
+            </w:r>
+          </w:p>
+        </w:tc>
+        <w:tc>
+          <w:tcPr>
+            <w:tcW w:type="dxa" w:w="4536"/>
+            <w:tcBorders>
+              <w:top w:val="none"/>
+              <w:bottom w:val="none"/>
+              <w:left w:val="none"/>
+              <w:right w:val="none"/>
+            </w:tcBorders>
+          </w:tcPr>
+          <w:p>
+            <w:r>
+              <w:rPr>
+                <w:rFonts w:ascii="Adani" w:hAnsi="Adani"/>
+                <w:b w:val="0"/>
+                <w:sz w:val="20"/>
+                <w:u w:val="none"/>
+              </w:rPr>
+              <w:t>NIL</w:t>
+            </w:r>
+          </w:p>
+        </w:tc>
+      </w:tr>
+    </w:tbl>
     <w:p/>
     <w:p>
       <w:pPr>
@@ -3050,7 +3167,7 @@
                 <w:sz w:val="18"/>
                 <w:u w:val="none"/>
               </w:rPr>
-              <w:t>Date:   07th May, 2026</w:t>
+              <w:t>Date:   15th May, 2026</w:t>
             </w:r>
           </w:p>
         </w:tc>
@@ -3211,7 +3328,7 @@
           <w:sz w:val="20"/>
           <w:u w:val="none"/>
         </w:rPr>
-        <w:t>07th May, 2026</w:t>
+        <w:t>15th May, 2026</w:t>
       </w:r>
     </w:p>
     <w:p>
@@ -3361,6 +3478,21 @@
           <w:sz w:val="20"/>
           <w:u w:val="none"/>
         </w:rPr>
+        <w:t>PRAYATNA DEVELOPERS LIMITED</w:t>
+      </w:r>
+    </w:p>
+    <w:p>
+      <w:pPr>
+        <w:spacing w:before="0" w:after="20"/>
+        <w:jc w:val="left"/>
+      </w:pPr>
+      <w:r>
+        <w:rPr>
+          <w:rFonts w:ascii="Adani" w:hAnsi="Adani"/>
+          <w:b/>
+          <w:sz w:val="20"/>
+          <w:u w:val="none"/>
+        </w:rPr>
         <w:t>ADANI GREEN ENERGY (UP) LIMITED</w:t>
       </w:r>
     </w:p>
@@ -3376,7 +3508,7 @@
           <w:sz w:val="20"/>
           <w:u w:val="none"/>
         </w:rPr>
-        <w:t>PRAYATNA DEVELOPERS LIMITED</w:t>
+        <w:t>HYDROBLOOM POWER LIMITED</w:t>
       </w:r>
     </w:p>
     <w:p>
@@ -3392,21 +3524,6 @@
           <w:u w:val="none"/>
         </w:rPr>
         <w:t>URJASETU RENEWABLES LIMITED</w:t>
-      </w:r>
-    </w:p>
-    <w:p>
-      <w:pPr>
-        <w:spacing w:before="0" w:after="20"/>
-        <w:jc w:val="left"/>
-      </w:pPr>
-      <w:r>
-        <w:rPr>
-          <w:rFonts w:ascii="Adani" w:hAnsi="Adani"/>
-          <w:b/>
-          <w:sz w:val="20"/>
-          <w:u w:val="none"/>
-        </w:rPr>
-        <w:t>HYDROBLOOM POWER LIMITED</w:t>
       </w:r>
     </w:p>
     <w:p/>
@@ -3572,6 +3689,21 @@
           <w:sz w:val="20"/>
           <w:u w:val="none"/>
         </w:rPr>
+        <w:t>PRAYATNA DEVELOPERS LIMITED</w:t>
+      </w:r>
+    </w:p>
+    <w:p>
+      <w:pPr>
+        <w:spacing w:before="0" w:after="20"/>
+        <w:jc w:val="left"/>
+      </w:pPr>
+      <w:r>
+        <w:rPr>
+          <w:rFonts w:ascii="Adani" w:hAnsi="Adani"/>
+          <w:b w:val="0"/>
+          <w:sz w:val="20"/>
+          <w:u w:val="none"/>
+        </w:rPr>
         <w:t>ADANI GREEN ENERGY (UP) LIMITED</w:t>
       </w:r>
     </w:p>
@@ -3587,7 +3719,7 @@
           <w:sz w:val="20"/>
           <w:u w:val="none"/>
         </w:rPr>
-        <w:t>PRAYATNA DEVELOPERS LIMITED</w:t>
+        <w:t>HYDROBLOOM POWER LIMITED</w:t>
       </w:r>
     </w:p>
     <w:p>
@@ -3603,21 +3735,6 @@
           <w:u w:val="none"/>
         </w:rPr>
         <w:t>URJASETU RENEWABLES LIMITED</w:t>
-      </w:r>
-    </w:p>
-    <w:p>
-      <w:pPr>
-        <w:spacing w:before="0" w:after="20"/>
-        <w:jc w:val="left"/>
-      </w:pPr>
-      <w:r>
-        <w:rPr>
-          <w:rFonts w:ascii="Adani" w:hAnsi="Adani"/>
-          <w:b w:val="0"/>
-          <w:sz w:val="20"/>
-          <w:u w:val="none"/>
-        </w:rPr>
-        <w:t>HYDROBLOOM POWER LIMITED</w:t>
       </w:r>
     </w:p>
     <w:p/>
@@ -5413,6 +5530,120 @@
                 <w:sz w:val="18"/>
                 <w:u w:val="none"/>
               </w:rPr>
+              <w:t>U70101GJ2015PLC083634</w:t>
+            </w:r>
+          </w:p>
+        </w:tc>
+        <w:tc>
+          <w:tcPr>
+            <w:tcW w:type="dxa" w:w="4252"/>
+            <w:shd w:val="clear" w:color="auto" w:fill="FFFFFF"/>
+            <w:tcBorders>
+              <w:top w:val="single" w:sz="4" w:space="0" w:color="000000"/>
+              <w:left w:val="single" w:sz="4" w:space="0" w:color="000000"/>
+              <w:bottom w:val="single" w:sz="4" w:space="0" w:color="000000"/>
+              <w:right w:val="single" w:sz="4" w:space="0" w:color="000000"/>
+            </w:tcBorders>
+            <w:vAlign w:val="center"/>
+          </w:tcPr>
+          <w:p>
+            <w:pPr>
+              <w:spacing w:before="40" w:after="40"/>
+              <w:jc w:val="left"/>
+            </w:pPr>
+            <w:r>
+              <w:rPr>
+                <w:rFonts w:ascii="Adani" w:hAnsi="Adani"/>
+                <w:b w:val="0"/>
+                <w:sz w:val="18"/>
+                <w:u w:val="none"/>
+              </w:rPr>
+              <w:t>PRAYATNA DEVELOPERS LIMITED</w:t>
+            </w:r>
+          </w:p>
+        </w:tc>
+        <w:tc>
+          <w:tcPr>
+            <w:tcW w:type="dxa" w:w="1587"/>
+            <w:shd w:val="clear" w:color="auto" w:fill="FFFFFF"/>
+            <w:tcBorders>
+              <w:top w:val="single" w:sz="4" w:space="0" w:color="000000"/>
+              <w:left w:val="single" w:sz="4" w:space="0" w:color="000000"/>
+              <w:bottom w:val="single" w:sz="4" w:space="0" w:color="000000"/>
+              <w:right w:val="single" w:sz="4" w:space="0" w:color="000000"/>
+            </w:tcBorders>
+            <w:vAlign w:val="center"/>
+          </w:tcPr>
+          <w:p>
+            <w:pPr>
+              <w:spacing w:before="40" w:after="40"/>
+              <w:jc w:val="left"/>
+            </w:pPr>
+            <w:r>
+              <w:rPr>
+                <w:rFonts w:ascii="Adani" w:hAnsi="Adani"/>
+                <w:b w:val="0"/>
+                <w:sz w:val="18"/>
+                <w:u w:val="none"/>
+              </w:rPr>
+              <w:t>Additional Director</w:t>
+            </w:r>
+          </w:p>
+        </w:tc>
+        <w:tc>
+          <w:tcPr>
+            <w:tcW w:type="dxa" w:w="1304"/>
+            <w:shd w:val="clear" w:color="auto" w:fill="FFFFFF"/>
+            <w:tcBorders>
+              <w:top w:val="single" w:sz="4" w:space="0" w:color="000000"/>
+              <w:left w:val="single" w:sz="4" w:space="0" w:color="000000"/>
+              <w:bottom w:val="single" w:sz="4" w:space="0" w:color="000000"/>
+              <w:right w:val="single" w:sz="4" w:space="0" w:color="000000"/>
+            </w:tcBorders>
+            <w:vAlign w:val="center"/>
+          </w:tcPr>
+          <w:p>
+            <w:pPr>
+              <w:spacing w:before="40" w:after="40"/>
+              <w:jc w:val="left"/>
+            </w:pPr>
+            <w:r>
+              <w:rPr>
+                <w:rFonts w:ascii="Adani" w:hAnsi="Adani"/>
+                <w:b w:val="0"/>
+                <w:sz w:val="18"/>
+                <w:u w:val="none"/>
+              </w:rPr>
+              <w:t>04/12/2025</w:t>
+            </w:r>
+          </w:p>
+        </w:tc>
+      </w:tr>
+      <w:tr>
+        <w:tc>
+          <w:tcPr>
+            <w:tcW w:type="dxa" w:w="2268"/>
+            <w:shd w:val="clear" w:color="auto" w:fill="FFFFFF"/>
+            <w:tcBorders>
+              <w:top w:val="single" w:sz="4" w:space="0" w:color="000000"/>
+              <w:left w:val="single" w:sz="4" w:space="0" w:color="000000"/>
+              <w:bottom w:val="single" w:sz="4" w:space="0" w:color="000000"/>
+              <w:right w:val="single" w:sz="4" w:space="0" w:color="000000"/>
+            </w:tcBorders>
+            <w:vAlign w:val="center"/>
+          </w:tcPr>
+          <w:p>
+            <w:pPr>
+              <w:spacing w:before="40" w:after="40"/>
+              <w:jc w:val="left"/>
+            </w:pPr>
+            <w:r>
+              <w:rPr>
+                <w:rFonts w:ascii="Adani" w:hAnsi="Adani"/>
+                <w:b w:val="0"/>
+                <w:sz w:val="18"/>
+                <w:u w:val="none"/>
+              </w:rPr>
               <w:t>U40106GJ2015PLC083925</w:t>
             </w:r>
           </w:p>
@@ -5527,7 +5758,7 @@
                 <w:sz w:val="18"/>
                 <w:u w:val="none"/>
               </w:rPr>
-              <w:t>U70101GJ2015PLC083634</w:t>
+              <w:t>U35105GJ2025PLC169917</w:t>
             </w:r>
           </w:p>
         </w:tc>
@@ -5555,121 +5786,7 @@
                 <w:sz w:val="18"/>
                 <w:u w:val="none"/>
               </w:rPr>
-              <w:t>PRAYATNA DEVELOPERS LIMITED</w:t>
-            </w:r>
-          </w:p>
-        </w:tc>
-        <w:tc>
-          <w:tcPr>
-            <w:tcW w:type="dxa" w:w="1587"/>
-            <w:shd w:val="clear" w:color="auto" w:fill="FFFFFF"/>
-            <w:tcBorders>
-              <w:top w:val="single" w:sz="4" w:space="0" w:color="000000"/>
-              <w:left w:val="single" w:sz="4" w:space="0" w:color="000000"/>
-              <w:bottom w:val="single" w:sz="4" w:space="0" w:color="000000"/>
-              <w:right w:val="single" w:sz="4" w:space="0" w:color="000000"/>
-            </w:tcBorders>
-            <w:vAlign w:val="center"/>
-          </w:tcPr>
-          <w:p>
-            <w:pPr>
-              <w:spacing w:before="40" w:after="40"/>
-              <w:jc w:val="left"/>
-            </w:pPr>
-            <w:r>
-              <w:rPr>
-                <w:rFonts w:ascii="Adani" w:hAnsi="Adani"/>
-                <w:b w:val="0"/>
-                <w:sz w:val="18"/>
-                <w:u w:val="none"/>
-              </w:rPr>
-              <w:t>Additional Director</w:t>
-            </w:r>
-          </w:p>
-        </w:tc>
-        <w:tc>
-          <w:tcPr>
-            <w:tcW w:type="dxa" w:w="1304"/>
-            <w:shd w:val="clear" w:color="auto" w:fill="FFFFFF"/>
-            <w:tcBorders>
-              <w:top w:val="single" w:sz="4" w:space="0" w:color="000000"/>
-              <w:left w:val="single" w:sz="4" w:space="0" w:color="000000"/>
-              <w:bottom w:val="single" w:sz="4" w:space="0" w:color="000000"/>
-              <w:right w:val="single" w:sz="4" w:space="0" w:color="000000"/>
-            </w:tcBorders>
-            <w:vAlign w:val="center"/>
-          </w:tcPr>
-          <w:p>
-            <w:pPr>
-              <w:spacing w:before="40" w:after="40"/>
-              <w:jc w:val="left"/>
-            </w:pPr>
-            <w:r>
-              <w:rPr>
-                <w:rFonts w:ascii="Adani" w:hAnsi="Adani"/>
-                <w:b w:val="0"/>
-                <w:sz w:val="18"/>
-                <w:u w:val="none"/>
-              </w:rPr>
-              <w:t>04/12/2025</w:t>
-            </w:r>
-          </w:p>
-        </w:tc>
-      </w:tr>
-      <w:tr>
-        <w:tc>
-          <w:tcPr>
-            <w:tcW w:type="dxa" w:w="2268"/>
-            <w:shd w:val="clear" w:color="auto" w:fill="FFFFFF"/>
-            <w:tcBorders>
-              <w:top w:val="single" w:sz="4" w:space="0" w:color="000000"/>
-              <w:left w:val="single" w:sz="4" w:space="0" w:color="000000"/>
-              <w:bottom w:val="single" w:sz="4" w:space="0" w:color="000000"/>
-              <w:right w:val="single" w:sz="4" w:space="0" w:color="000000"/>
-            </w:tcBorders>
-            <w:vAlign w:val="center"/>
-          </w:tcPr>
-          <w:p>
-            <w:pPr>
-              <w:spacing w:before="40" w:after="40"/>
-              <w:jc w:val="left"/>
-            </w:pPr>
-            <w:r>
-              <w:rPr>
-                <w:rFonts w:ascii="Adani" w:hAnsi="Adani"/>
-                <w:b w:val="0"/>
-                <w:sz w:val="18"/>
-                <w:u w:val="none"/>
-              </w:rPr>
-              <w:t>U35105GJ2025PLC169896</w:t>
-            </w:r>
-          </w:p>
-        </w:tc>
-        <w:tc>
-          <w:tcPr>
-            <w:tcW w:type="dxa" w:w="4252"/>
-            <w:shd w:val="clear" w:color="auto" w:fill="FFFFFF"/>
-            <w:tcBorders>
-              <w:top w:val="single" w:sz="4" w:space="0" w:color="000000"/>
-              <w:left w:val="single" w:sz="4" w:space="0" w:color="000000"/>
-              <w:bottom w:val="single" w:sz="4" w:space="0" w:color="000000"/>
-              <w:right w:val="single" w:sz="4" w:space="0" w:color="000000"/>
-            </w:tcBorders>
-            <w:vAlign w:val="center"/>
-          </w:tcPr>
-          <w:p>
-            <w:pPr>
-              <w:spacing w:before="40" w:after="40"/>
-              <w:jc w:val="left"/>
-            </w:pPr>
-            <w:r>
-              <w:rPr>
-                <w:rFonts w:ascii="Adani" w:hAnsi="Adani"/>
-                <w:b w:val="0"/>
-                <w:sz w:val="18"/>
-                <w:u w:val="none"/>
-              </w:rPr>
-              <w:t>URJASETU RENEWABLES LIMITED</w:t>
+              <w:t>HYDROBLOOM POWER LIMITED</w:t>
             </w:r>
           </w:p>
         </w:tc>
@@ -5755,7 +5872,7 @@
                 <w:sz w:val="18"/>
                 <w:u w:val="none"/>
               </w:rPr>
-              <w:t>U35105GJ2025PLC169917</w:t>
+              <w:t>U35105GJ2025PLC169896</w:t>
             </w:r>
           </w:p>
         </w:tc>
@@ -5783,7 +5900,7 @@
                 <w:sz w:val="18"/>
                 <w:u w:val="none"/>
               </w:rPr>
-              <w:t>HYDROBLOOM POWER LIMITED</w:t>
+              <w:t>URJASETU RENEWABLES LIMITED</w:t>
             </w:r>
           </w:p>
         </w:tc>

--- a/Backend/Director_Disclosure/Output_Disclosures/2024-25/PRAYATNA_DEVELOPERS_LIMITED/MBP-1/MBP1_KEYUR_JAYKANT_VORA_11330446.docx
+++ b/Backend/Director_Disclosure/Output_Disclosures/2024-25/PRAYATNA_DEVELOPERS_LIMITED/MBP-1/MBP1_KEYUR_JAYKANT_VORA_11330446.docx
@@ -1241,7 +1241,7 @@
                 <w:sz w:val="18"/>
                 <w:u w:val="none"/>
               </w:rPr>
-              <w:t>ECOTHRIVE RENEWABLES LIMITED</w:t>
+              <w:t>ADANI GREEN ENERGY (UP) LIMITED</w:t>
             </w:r>
           </w:p>
         </w:tc>
@@ -1269,7 +1269,7 @@
                 <w:sz w:val="18"/>
                 <w:u w:val="none"/>
               </w:rPr>
-              <w:t>Director</w:t>
+              <w:t>Additional Director</w:t>
             </w:r>
           </w:p>
         </w:tc>
@@ -1325,7 +1325,7 @@
                 <w:sz w:val="18"/>
                 <w:u w:val="none"/>
               </w:rPr>
-              <w:t>26/12/2025</w:t>
+              <w:t>04/12/2025</w:t>
             </w:r>
           </w:p>
         </w:tc>
@@ -1525,291 +1525,7 @@
                 <w:sz w:val="18"/>
                 <w:u w:val="none"/>
               </w:rPr>
-              <w:t>ADANI GREEN ENERGY (UP) LIMITED</w:t>
-            </w:r>
-          </w:p>
-        </w:tc>
-        <w:tc>
-          <w:tcPr>
-            <w:tcW w:type="dxa" w:w="1814"/>
-            <w:shd w:val="clear" w:color="auto" w:fill="FFFFFF"/>
-            <w:tcBorders>
-              <w:top w:val="single" w:sz="4" w:space="0" w:color="000000"/>
-              <w:left w:val="single" w:sz="4" w:space="0" w:color="000000"/>
-              <w:bottom w:val="single" w:sz="4" w:space="0" w:color="000000"/>
-              <w:right w:val="single" w:sz="4" w:space="0" w:color="000000"/>
-            </w:tcBorders>
-            <w:vAlign w:val="center"/>
-          </w:tcPr>
-          <w:p>
-            <w:pPr>
-              <w:spacing w:before="40" w:after="40"/>
-              <w:jc w:val="left"/>
-            </w:pPr>
-            <w:r>
-              <w:rPr>
-                <w:rFonts w:ascii="Adani" w:hAnsi="Adani"/>
-                <w:b w:val="0"/>
-                <w:sz w:val="18"/>
-                <w:u w:val="none"/>
-              </w:rPr>
-              <w:t>Additional Director</w:t>
-            </w:r>
-          </w:p>
-        </w:tc>
-        <w:tc>
-          <w:tcPr>
-            <w:tcW w:type="dxa" w:w="1020"/>
-            <w:shd w:val="clear" w:color="auto" w:fill="FFFFFF"/>
-            <w:tcBorders>
-              <w:top w:val="single" w:sz="4" w:space="0" w:color="000000"/>
-              <w:left w:val="single" w:sz="4" w:space="0" w:color="000000"/>
-              <w:bottom w:val="single" w:sz="4" w:space="0" w:color="000000"/>
-              <w:right w:val="single" w:sz="4" w:space="0" w:color="000000"/>
-            </w:tcBorders>
-            <w:vAlign w:val="center"/>
-          </w:tcPr>
-          <w:p>
-            <w:pPr>
-              <w:spacing w:before="40" w:after="40"/>
-              <w:jc w:val="left"/>
-            </w:pPr>
-            <w:r>
-              <w:rPr>
-                <w:rFonts w:ascii="Adani" w:hAnsi="Adani"/>
-                <w:b w:val="0"/>
-                <w:sz w:val="18"/>
-                <w:u w:val="none"/>
-              </w:rPr>
-              <w:t>NIL</w:t>
-            </w:r>
-          </w:p>
-        </w:tc>
-        <w:tc>
-          <w:tcPr>
-            <w:tcW w:type="dxa" w:w="1247"/>
-            <w:shd w:val="clear" w:color="auto" w:fill="FFFFFF"/>
-            <w:tcBorders>
-              <w:top w:val="single" w:sz="4" w:space="0" w:color="000000"/>
-              <w:left w:val="single" w:sz="4" w:space="0" w:color="000000"/>
-              <w:bottom w:val="single" w:sz="4" w:space="0" w:color="000000"/>
-              <w:right w:val="single" w:sz="4" w:space="0" w:color="000000"/>
-            </w:tcBorders>
-            <w:vAlign w:val="center"/>
-          </w:tcPr>
-          <w:p>
-            <w:pPr>
-              <w:spacing w:before="40" w:after="40"/>
-              <w:jc w:val="left"/>
-            </w:pPr>
-            <w:r>
-              <w:rPr>
-                <w:rFonts w:ascii="Adani" w:hAnsi="Adani"/>
-                <w:b w:val="0"/>
-                <w:sz w:val="18"/>
-                <w:u w:val="none"/>
-              </w:rPr>
-              <w:t>04/12/2025</w:t>
-            </w:r>
-          </w:p>
-        </w:tc>
-      </w:tr>
-      <w:tr>
-        <w:tc>
-          <w:tcPr>
-            <w:tcW w:type="dxa" w:w="680"/>
-            <w:shd w:val="clear" w:color="auto" w:fill="FFFFFF"/>
-            <w:tcBorders>
-              <w:top w:val="single" w:sz="4" w:space="0" w:color="000000"/>
-              <w:left w:val="single" w:sz="4" w:space="0" w:color="000000"/>
-              <w:bottom w:val="single" w:sz="4" w:space="0" w:color="000000"/>
-              <w:right w:val="single" w:sz="4" w:space="0" w:color="000000"/>
-            </w:tcBorders>
-            <w:vAlign w:val="center"/>
-          </w:tcPr>
-          <w:p>
-            <w:pPr>
-              <w:spacing w:before="40" w:after="40"/>
-              <w:jc w:val="left"/>
-            </w:pPr>
-            <w:r>
-              <w:rPr>
-                <w:rFonts w:ascii="Adani" w:hAnsi="Adani"/>
-                <w:b w:val="0"/>
-                <w:sz w:val="18"/>
-                <w:u w:val="none"/>
-              </w:rPr>
-              <w:t>10</w:t>
-            </w:r>
-          </w:p>
-        </w:tc>
-        <w:tc>
-          <w:tcPr>
-            <w:tcW w:type="dxa" w:w="3969"/>
-            <w:shd w:val="clear" w:color="auto" w:fill="FFFFFF"/>
-            <w:tcBorders>
-              <w:top w:val="single" w:sz="4" w:space="0" w:color="000000"/>
-              <w:left w:val="single" w:sz="4" w:space="0" w:color="000000"/>
-              <w:bottom w:val="single" w:sz="4" w:space="0" w:color="000000"/>
-              <w:right w:val="single" w:sz="4" w:space="0" w:color="000000"/>
-            </w:tcBorders>
-            <w:vAlign w:val="center"/>
-          </w:tcPr>
-          <w:p>
-            <w:pPr>
-              <w:spacing w:before="40" w:after="40"/>
-              <w:jc w:val="left"/>
-            </w:pPr>
-            <w:r>
-              <w:rPr>
-                <w:rFonts w:ascii="Adani" w:hAnsi="Adani"/>
-                <w:b w:val="0"/>
-                <w:sz w:val="18"/>
-                <w:u w:val="none"/>
-              </w:rPr>
               <w:t>HYDROBLOOM POWER LIMITED</w:t>
-            </w:r>
-          </w:p>
-        </w:tc>
-        <w:tc>
-          <w:tcPr>
-            <w:tcW w:type="dxa" w:w="1814"/>
-            <w:shd w:val="clear" w:color="auto" w:fill="FFFFFF"/>
-            <w:tcBorders>
-              <w:top w:val="single" w:sz="4" w:space="0" w:color="000000"/>
-              <w:left w:val="single" w:sz="4" w:space="0" w:color="000000"/>
-              <w:bottom w:val="single" w:sz="4" w:space="0" w:color="000000"/>
-              <w:right w:val="single" w:sz="4" w:space="0" w:color="000000"/>
-            </w:tcBorders>
-            <w:vAlign w:val="center"/>
-          </w:tcPr>
-          <w:p>
-            <w:pPr>
-              <w:spacing w:before="40" w:after="40"/>
-              <w:jc w:val="left"/>
-            </w:pPr>
-            <w:r>
-              <w:rPr>
-                <w:rFonts w:ascii="Adani" w:hAnsi="Adani"/>
-                <w:b w:val="0"/>
-                <w:sz w:val="18"/>
-                <w:u w:val="none"/>
-              </w:rPr>
-              <w:t>Director</w:t>
-            </w:r>
-          </w:p>
-        </w:tc>
-        <w:tc>
-          <w:tcPr>
-            <w:tcW w:type="dxa" w:w="1020"/>
-            <w:shd w:val="clear" w:color="auto" w:fill="FFFFFF"/>
-            <w:tcBorders>
-              <w:top w:val="single" w:sz="4" w:space="0" w:color="000000"/>
-              <w:left w:val="single" w:sz="4" w:space="0" w:color="000000"/>
-              <w:bottom w:val="single" w:sz="4" w:space="0" w:color="000000"/>
-              <w:right w:val="single" w:sz="4" w:space="0" w:color="000000"/>
-            </w:tcBorders>
-            <w:vAlign w:val="center"/>
-          </w:tcPr>
-          <w:p>
-            <w:pPr>
-              <w:spacing w:before="40" w:after="40"/>
-              <w:jc w:val="left"/>
-            </w:pPr>
-            <w:r>
-              <w:rPr>
-                <w:rFonts w:ascii="Adani" w:hAnsi="Adani"/>
-                <w:b w:val="0"/>
-                <w:sz w:val="18"/>
-                <w:u w:val="none"/>
-              </w:rPr>
-              <w:t>NIL</w:t>
-            </w:r>
-          </w:p>
-        </w:tc>
-        <w:tc>
-          <w:tcPr>
-            <w:tcW w:type="dxa" w:w="1247"/>
-            <w:shd w:val="clear" w:color="auto" w:fill="FFFFFF"/>
-            <w:tcBorders>
-              <w:top w:val="single" w:sz="4" w:space="0" w:color="000000"/>
-              <w:left w:val="single" w:sz="4" w:space="0" w:color="000000"/>
-              <w:bottom w:val="single" w:sz="4" w:space="0" w:color="000000"/>
-              <w:right w:val="single" w:sz="4" w:space="0" w:color="000000"/>
-            </w:tcBorders>
-            <w:vAlign w:val="center"/>
-          </w:tcPr>
-          <w:p>
-            <w:pPr>
-              <w:spacing w:before="40" w:after="40"/>
-              <w:jc w:val="left"/>
-            </w:pPr>
-            <w:r>
-              <w:rPr>
-                <w:rFonts w:ascii="Adani" w:hAnsi="Adani"/>
-                <w:b w:val="0"/>
-                <w:sz w:val="18"/>
-                <w:u w:val="none"/>
-              </w:rPr>
-              <w:t>02/12/2025</w:t>
-            </w:r>
-          </w:p>
-        </w:tc>
-      </w:tr>
-      <w:tr>
-        <w:tc>
-          <w:tcPr>
-            <w:tcW w:type="dxa" w:w="680"/>
-            <w:shd w:val="clear" w:color="auto" w:fill="FFFFFF"/>
-            <w:tcBorders>
-              <w:top w:val="single" w:sz="4" w:space="0" w:color="000000"/>
-              <w:left w:val="single" w:sz="4" w:space="0" w:color="000000"/>
-              <w:bottom w:val="single" w:sz="4" w:space="0" w:color="000000"/>
-              <w:right w:val="single" w:sz="4" w:space="0" w:color="000000"/>
-            </w:tcBorders>
-            <w:vAlign w:val="center"/>
-          </w:tcPr>
-          <w:p>
-            <w:pPr>
-              <w:spacing w:before="40" w:after="40"/>
-              <w:jc w:val="left"/>
-            </w:pPr>
-            <w:r>
-              <w:rPr>
-                <w:rFonts w:ascii="Adani" w:hAnsi="Adani"/>
-                <w:b w:val="0"/>
-                <w:sz w:val="18"/>
-                <w:u w:val="none"/>
-              </w:rPr>
-              <w:t>11</w:t>
-            </w:r>
-          </w:p>
-        </w:tc>
-        <w:tc>
-          <w:tcPr>
-            <w:tcW w:type="dxa" w:w="3969"/>
-            <w:shd w:val="clear" w:color="auto" w:fill="FFFFFF"/>
-            <w:tcBorders>
-              <w:top w:val="single" w:sz="4" w:space="0" w:color="000000"/>
-              <w:left w:val="single" w:sz="4" w:space="0" w:color="000000"/>
-              <w:bottom w:val="single" w:sz="4" w:space="0" w:color="000000"/>
-              <w:right w:val="single" w:sz="4" w:space="0" w:color="000000"/>
-            </w:tcBorders>
-            <w:vAlign w:val="center"/>
-          </w:tcPr>
-          <w:p>
-            <w:pPr>
-              <w:spacing w:before="40" w:after="40"/>
-              <w:jc w:val="left"/>
-            </w:pPr>
-            <w:r>
-              <w:rPr>
-                <w:rFonts w:ascii="Adani" w:hAnsi="Adani"/>
-                <w:b w:val="0"/>
-                <w:sz w:val="18"/>
-                <w:u w:val="none"/>
-              </w:rPr>
-              <w:t>URJASETU RENEWABLES LIMITED</w:t>
             </w:r>
           </w:p>
         </w:tc>
@@ -2130,7 +1846,7 @@
                 <w:sz w:val="18"/>
                 <w:u w:val="none"/>
               </w:rPr>
-              <w:t>Date:   15th May, 2026</w:t>
+              <w:t>Date:   27th May, 2026</w:t>
             </w:r>
           </w:p>
         </w:tc>
@@ -3167,7 +2883,7 @@
                 <w:sz w:val="18"/>
                 <w:u w:val="none"/>
               </w:rPr>
-              <w:t>Date:   15th May, 2026</w:t>
+              <w:t>Date:   27th May, 2026</w:t>
             </w:r>
           </w:p>
         </w:tc>
@@ -3328,7 +3044,7 @@
           <w:sz w:val="20"/>
           <w:u w:val="none"/>
         </w:rPr>
-        <w:t>15th May, 2026</w:t>
+        <w:t>27th May, 2026</w:t>
       </w:r>
     </w:p>
     <w:p>
@@ -3463,7 +3179,7 @@
           <w:sz w:val="20"/>
           <w:u w:val="none"/>
         </w:rPr>
-        <w:t>ECOTHRIVE RENEWABLES LIMITED</w:t>
+        <w:t>ADANI GREEN ENERGY (UP) LIMITED</w:t>
       </w:r>
     </w:p>
     <w:p>
@@ -3493,37 +3209,7 @@
           <w:sz w:val="20"/>
           <w:u w:val="none"/>
         </w:rPr>
-        <w:t>ADANI GREEN ENERGY (UP) LIMITED</w:t>
-      </w:r>
-    </w:p>
-    <w:p>
-      <w:pPr>
-        <w:spacing w:before="0" w:after="20"/>
-        <w:jc w:val="left"/>
-      </w:pPr>
-      <w:r>
-        <w:rPr>
-          <w:rFonts w:ascii="Adani" w:hAnsi="Adani"/>
-          <w:b/>
-          <w:sz w:val="20"/>
-          <w:u w:val="none"/>
-        </w:rPr>
         <w:t>HYDROBLOOM POWER LIMITED</w:t>
-      </w:r>
-    </w:p>
-    <w:p>
-      <w:pPr>
-        <w:spacing w:before="0" w:after="20"/>
-        <w:jc w:val="left"/>
-      </w:pPr>
-      <w:r>
-        <w:rPr>
-          <w:rFonts w:ascii="Adani" w:hAnsi="Adani"/>
-          <w:b/>
-          <w:sz w:val="20"/>
-          <w:u w:val="none"/>
-        </w:rPr>
-        <w:t>URJASETU RENEWABLES LIMITED</w:t>
       </w:r>
     </w:p>
     <w:p/>
@@ -3674,7 +3360,7 @@
           <w:sz w:val="20"/>
           <w:u w:val="none"/>
         </w:rPr>
-        <w:t>ECOTHRIVE RENEWABLES LIMITED</w:t>
+        <w:t>ADANI GREEN ENERGY (UP) LIMITED</w:t>
       </w:r>
     </w:p>
     <w:p>
@@ -3704,37 +3390,7 @@
           <w:sz w:val="20"/>
           <w:u w:val="none"/>
         </w:rPr>
-        <w:t>ADANI GREEN ENERGY (UP) LIMITED</w:t>
-      </w:r>
-    </w:p>
-    <w:p>
-      <w:pPr>
-        <w:spacing w:before="0" w:after="20"/>
-        <w:jc w:val="left"/>
-      </w:pPr>
-      <w:r>
-        <w:rPr>
-          <w:rFonts w:ascii="Adani" w:hAnsi="Adani"/>
-          <w:b w:val="0"/>
-          <w:sz w:val="20"/>
-          <w:u w:val="none"/>
-        </w:rPr>
         <w:t>HYDROBLOOM POWER LIMITED</w:t>
-      </w:r>
-    </w:p>
-    <w:p>
-      <w:pPr>
-        <w:spacing w:before="0" w:after="20"/>
-        <w:jc w:val="left"/>
-      </w:pPr>
-      <w:r>
-        <w:rPr>
-          <w:rFonts w:ascii="Adani" w:hAnsi="Adani"/>
-          <w:b w:val="0"/>
-          <w:sz w:val="20"/>
-          <w:u w:val="none"/>
-        </w:rPr>
-        <w:t>URJASETU RENEWABLES LIMITED</w:t>
       </w:r>
     </w:p>
     <w:p/>
@@ -4560,7 +4216,7 @@
                 <w:sz w:val="18"/>
                 <w:u w:val="none"/>
               </w:rPr>
-              <w:t>11</w:t>
+              <w:t>9</w:t>
             </w:r>
           </w:p>
         </w:tc>
@@ -5416,7 +5072,7 @@
                 <w:sz w:val="18"/>
                 <w:u w:val="none"/>
               </w:rPr>
-              <w:t>U35105GJ2025PLC171245</w:t>
+              <w:t>U40106GJ2015PLC083925</w:t>
             </w:r>
           </w:p>
         </w:tc>
@@ -5444,7 +5100,7 @@
                 <w:sz w:val="18"/>
                 <w:u w:val="none"/>
               </w:rPr>
-              <w:t>ECOTHRIVE RENEWABLES LIMITED</w:t>
+              <w:t>ADANI GREEN ENERGY (UP) LIMITED</w:t>
             </w:r>
           </w:p>
         </w:tc>
@@ -5472,7 +5128,7 @@
                 <w:sz w:val="18"/>
                 <w:u w:val="none"/>
               </w:rPr>
-              <w:t>Director</w:t>
+              <w:t>Additional Director</w:t>
             </w:r>
           </w:p>
         </w:tc>
@@ -5500,7 +5156,7 @@
                 <w:sz w:val="18"/>
                 <w:u w:val="none"/>
               </w:rPr>
-              <w:t>26/12/2025</w:t>
+              <w:t>04/12/2025</w:t>
             </w:r>
           </w:p>
         </w:tc>
@@ -5644,120 +5300,6 @@
                 <w:sz w:val="18"/>
                 <w:u w:val="none"/>
               </w:rPr>
-              <w:t>U40106GJ2015PLC083925</w:t>
-            </w:r>
-          </w:p>
-        </w:tc>
-        <w:tc>
-          <w:tcPr>
-            <w:tcW w:type="dxa" w:w="4252"/>
-            <w:shd w:val="clear" w:color="auto" w:fill="FFFFFF"/>
-            <w:tcBorders>
-              <w:top w:val="single" w:sz="4" w:space="0" w:color="000000"/>
-              <w:left w:val="single" w:sz="4" w:space="0" w:color="000000"/>
-              <w:bottom w:val="single" w:sz="4" w:space="0" w:color="000000"/>
-              <w:right w:val="single" w:sz="4" w:space="0" w:color="000000"/>
-            </w:tcBorders>
-            <w:vAlign w:val="center"/>
-          </w:tcPr>
-          <w:p>
-            <w:pPr>
-              <w:spacing w:before="40" w:after="40"/>
-              <w:jc w:val="left"/>
-            </w:pPr>
-            <w:r>
-              <w:rPr>
-                <w:rFonts w:ascii="Adani" w:hAnsi="Adani"/>
-                <w:b w:val="0"/>
-                <w:sz w:val="18"/>
-                <w:u w:val="none"/>
-              </w:rPr>
-              <w:t>ADANI GREEN ENERGY (UP) LIMITED</w:t>
-            </w:r>
-          </w:p>
-        </w:tc>
-        <w:tc>
-          <w:tcPr>
-            <w:tcW w:type="dxa" w:w="1587"/>
-            <w:shd w:val="clear" w:color="auto" w:fill="FFFFFF"/>
-            <w:tcBorders>
-              <w:top w:val="single" w:sz="4" w:space="0" w:color="000000"/>
-              <w:left w:val="single" w:sz="4" w:space="0" w:color="000000"/>
-              <w:bottom w:val="single" w:sz="4" w:space="0" w:color="000000"/>
-              <w:right w:val="single" w:sz="4" w:space="0" w:color="000000"/>
-            </w:tcBorders>
-            <w:vAlign w:val="center"/>
-          </w:tcPr>
-          <w:p>
-            <w:pPr>
-              <w:spacing w:before="40" w:after="40"/>
-              <w:jc w:val="left"/>
-            </w:pPr>
-            <w:r>
-              <w:rPr>
-                <w:rFonts w:ascii="Adani" w:hAnsi="Adani"/>
-                <w:b w:val="0"/>
-                <w:sz w:val="18"/>
-                <w:u w:val="none"/>
-              </w:rPr>
-              <w:t>Additional Director</w:t>
-            </w:r>
-          </w:p>
-        </w:tc>
-        <w:tc>
-          <w:tcPr>
-            <w:tcW w:type="dxa" w:w="1304"/>
-            <w:shd w:val="clear" w:color="auto" w:fill="FFFFFF"/>
-            <w:tcBorders>
-              <w:top w:val="single" w:sz="4" w:space="0" w:color="000000"/>
-              <w:left w:val="single" w:sz="4" w:space="0" w:color="000000"/>
-              <w:bottom w:val="single" w:sz="4" w:space="0" w:color="000000"/>
-              <w:right w:val="single" w:sz="4" w:space="0" w:color="000000"/>
-            </w:tcBorders>
-            <w:vAlign w:val="center"/>
-          </w:tcPr>
-          <w:p>
-            <w:pPr>
-              <w:spacing w:before="40" w:after="40"/>
-              <w:jc w:val="left"/>
-            </w:pPr>
-            <w:r>
-              <w:rPr>
-                <w:rFonts w:ascii="Adani" w:hAnsi="Adani"/>
-                <w:b w:val="0"/>
-                <w:sz w:val="18"/>
-                <w:u w:val="none"/>
-              </w:rPr>
-              <w:t>04/12/2025</w:t>
-            </w:r>
-          </w:p>
-        </w:tc>
-      </w:tr>
-      <w:tr>
-        <w:tc>
-          <w:tcPr>
-            <w:tcW w:type="dxa" w:w="2268"/>
-            <w:shd w:val="clear" w:color="auto" w:fill="FFFFFF"/>
-            <w:tcBorders>
-              <w:top w:val="single" w:sz="4" w:space="0" w:color="000000"/>
-              <w:left w:val="single" w:sz="4" w:space="0" w:color="000000"/>
-              <w:bottom w:val="single" w:sz="4" w:space="0" w:color="000000"/>
-              <w:right w:val="single" w:sz="4" w:space="0" w:color="000000"/>
-            </w:tcBorders>
-            <w:vAlign w:val="center"/>
-          </w:tcPr>
-          <w:p>
-            <w:pPr>
-              <w:spacing w:before="40" w:after="40"/>
-              <w:jc w:val="left"/>
-            </w:pPr>
-            <w:r>
-              <w:rPr>
-                <w:rFonts w:ascii="Adani" w:hAnsi="Adani"/>
-                <w:b w:val="0"/>
-                <w:sz w:val="18"/>
-                <w:u w:val="none"/>
-              </w:rPr>
               <w:t>U35105GJ2025PLC169917</w:t>
             </w:r>
           </w:p>
@@ -5787,120 +5329,6 @@
                 <w:u w:val="none"/>
               </w:rPr>
               <w:t>HYDROBLOOM POWER LIMITED</w:t>
-            </w:r>
-          </w:p>
-        </w:tc>
-        <w:tc>
-          <w:tcPr>
-            <w:tcW w:type="dxa" w:w="1587"/>
-            <w:shd w:val="clear" w:color="auto" w:fill="FFFFFF"/>
-            <w:tcBorders>
-              <w:top w:val="single" w:sz="4" w:space="0" w:color="000000"/>
-              <w:left w:val="single" w:sz="4" w:space="0" w:color="000000"/>
-              <w:bottom w:val="single" w:sz="4" w:space="0" w:color="000000"/>
-              <w:right w:val="single" w:sz="4" w:space="0" w:color="000000"/>
-            </w:tcBorders>
-            <w:vAlign w:val="center"/>
-          </w:tcPr>
-          <w:p>
-            <w:pPr>
-              <w:spacing w:before="40" w:after="40"/>
-              <w:jc w:val="left"/>
-            </w:pPr>
-            <w:r>
-              <w:rPr>
-                <w:rFonts w:ascii="Adani" w:hAnsi="Adani"/>
-                <w:b w:val="0"/>
-                <w:sz w:val="18"/>
-                <w:u w:val="none"/>
-              </w:rPr>
-              <w:t>Director</w:t>
-            </w:r>
-          </w:p>
-        </w:tc>
-        <w:tc>
-          <w:tcPr>
-            <w:tcW w:type="dxa" w:w="1304"/>
-            <w:shd w:val="clear" w:color="auto" w:fill="FFFFFF"/>
-            <w:tcBorders>
-              <w:top w:val="single" w:sz="4" w:space="0" w:color="000000"/>
-              <w:left w:val="single" w:sz="4" w:space="0" w:color="000000"/>
-              <w:bottom w:val="single" w:sz="4" w:space="0" w:color="000000"/>
-              <w:right w:val="single" w:sz="4" w:space="0" w:color="000000"/>
-            </w:tcBorders>
-            <w:vAlign w:val="center"/>
-          </w:tcPr>
-          <w:p>
-            <w:pPr>
-              <w:spacing w:before="40" w:after="40"/>
-              <w:jc w:val="left"/>
-            </w:pPr>
-            <w:r>
-              <w:rPr>
-                <w:rFonts w:ascii="Adani" w:hAnsi="Adani"/>
-                <w:b w:val="0"/>
-                <w:sz w:val="18"/>
-                <w:u w:val="none"/>
-              </w:rPr>
-              <w:t>02/12/2025</w:t>
-            </w:r>
-          </w:p>
-        </w:tc>
-      </w:tr>
-      <w:tr>
-        <w:tc>
-          <w:tcPr>
-            <w:tcW w:type="dxa" w:w="2268"/>
-            <w:shd w:val="clear" w:color="auto" w:fill="FFFFFF"/>
-            <w:tcBorders>
-              <w:top w:val="single" w:sz="4" w:space="0" w:color="000000"/>
-              <w:left w:val="single" w:sz="4" w:space="0" w:color="000000"/>
-              <w:bottom w:val="single" w:sz="4" w:space="0" w:color="000000"/>
-              <w:right w:val="single" w:sz="4" w:space="0" w:color="000000"/>
-            </w:tcBorders>
-            <w:vAlign w:val="center"/>
-          </w:tcPr>
-          <w:p>
-            <w:pPr>
-              <w:spacing w:before="40" w:after="40"/>
-              <w:jc w:val="left"/>
-            </w:pPr>
-            <w:r>
-              <w:rPr>
-                <w:rFonts w:ascii="Adani" w:hAnsi="Adani"/>
-                <w:b w:val="0"/>
-                <w:sz w:val="18"/>
-                <w:u w:val="none"/>
-              </w:rPr>
-              <w:t>U35105GJ2025PLC169896</w:t>
-            </w:r>
-          </w:p>
-        </w:tc>
-        <w:tc>
-          <w:tcPr>
-            <w:tcW w:type="dxa" w:w="4252"/>
-            <w:shd w:val="clear" w:color="auto" w:fill="FFFFFF"/>
-            <w:tcBorders>
-              <w:top w:val="single" w:sz="4" w:space="0" w:color="000000"/>
-              <w:left w:val="single" w:sz="4" w:space="0" w:color="000000"/>
-              <w:bottom w:val="single" w:sz="4" w:space="0" w:color="000000"/>
-              <w:right w:val="single" w:sz="4" w:space="0" w:color="000000"/>
-            </w:tcBorders>
-            <w:vAlign w:val="center"/>
-          </w:tcPr>
-          <w:p>
-            <w:pPr>
-              <w:spacing w:before="40" w:after="40"/>
-              <w:jc w:val="left"/>
-            </w:pPr>
-            <w:r>
-              <w:rPr>
-                <w:rFonts w:ascii="Adani" w:hAnsi="Adani"/>
-                <w:b w:val="0"/>
-                <w:sz w:val="18"/>
-                <w:u w:val="none"/>
-              </w:rPr>
-              <w:t>URJASETU RENEWABLES LIMITED</w:t>
             </w:r>
           </w:p>
         </w:tc>

--- a/Backend/Director_Disclosure/Output_Disclosures/2024-25/PRAYATNA_DEVELOPERS_LIMITED/MBP-1/MBP1_KEYUR_JAYKANT_VORA_11330446.docx
+++ b/Backend/Director_Disclosure/Output_Disclosures/2024-25/PRAYATNA_DEVELOPERS_LIMITED/MBP-1/MBP1_KEYUR_JAYKANT_VORA_11330446.docx
@@ -1241,7 +1241,7 @@
                 <w:sz w:val="18"/>
                 <w:u w:val="none"/>
               </w:rPr>
-              <w:t>ADANI GREEN ENERGY (UP) LIMITED</w:t>
+              <w:t>PRAYATNA DEVELOPERS LIMITED</w:t>
             </w:r>
           </w:p>
         </w:tc>
@@ -1383,7 +1383,7 @@
                 <w:sz w:val="18"/>
                 <w:u w:val="none"/>
               </w:rPr>
-              <w:t>PRAYATNA DEVELOPERS LIMITED</w:t>
+              <w:t>ADANI GREEN ENERGY (UP) LIMITED</w:t>
             </w:r>
           </w:p>
         </w:tc>
@@ -1846,7 +1846,7 @@
                 <w:sz w:val="18"/>
                 <w:u w:val="none"/>
               </w:rPr>
-              <w:t>Date:   27th May, 2026</w:t>
+              <w:t>Date:   09th June, 2026</w:t>
             </w:r>
           </w:p>
         </w:tc>
@@ -2883,7 +2883,7 @@
                 <w:sz w:val="18"/>
                 <w:u w:val="none"/>
               </w:rPr>
-              <w:t>Date:   27th May, 2026</w:t>
+              <w:t>Date:   09th June, 2026</w:t>
             </w:r>
           </w:p>
         </w:tc>
@@ -3044,7 +3044,7 @@
           <w:sz w:val="20"/>
           <w:u w:val="none"/>
         </w:rPr>
-        <w:t>27th May, 2026</w:t>
+        <w:t>09th June, 2026</w:t>
       </w:r>
     </w:p>
     <w:p>
@@ -3179,7 +3179,7 @@
           <w:sz w:val="20"/>
           <w:u w:val="none"/>
         </w:rPr>
-        <w:t>ADANI GREEN ENERGY (UP) LIMITED</w:t>
+        <w:t>PRAYATNA DEVELOPERS LIMITED</w:t>
       </w:r>
     </w:p>
     <w:p>
@@ -3194,7 +3194,7 @@
           <w:sz w:val="20"/>
           <w:u w:val="none"/>
         </w:rPr>
-        <w:t>PRAYATNA DEVELOPERS LIMITED</w:t>
+        <w:t>ADANI GREEN ENERGY (UP) LIMITED</w:t>
       </w:r>
     </w:p>
     <w:p>
@@ -3360,7 +3360,7 @@
           <w:sz w:val="20"/>
           <w:u w:val="none"/>
         </w:rPr>
-        <w:t>ADANI GREEN ENERGY (UP) LIMITED</w:t>
+        <w:t>PRAYATNA DEVELOPERS LIMITED</w:t>
       </w:r>
     </w:p>
     <w:p>
@@ -3375,7 +3375,7 @@
           <w:sz w:val="20"/>
           <w:u w:val="none"/>
         </w:rPr>
-        <w:t>PRAYATNA DEVELOPERS LIMITED</w:t>
+        <w:t>ADANI GREEN ENERGY (UP) LIMITED</w:t>
       </w:r>
     </w:p>
     <w:p>
@@ -5072,7 +5072,7 @@
                 <w:sz w:val="18"/>
                 <w:u w:val="none"/>
               </w:rPr>
-              <w:t>U40106GJ2015PLC083925</w:t>
+              <w:t>U70101GJ2015PLC083634</w:t>
             </w:r>
           </w:p>
         </w:tc>
@@ -5100,7 +5100,7 @@
                 <w:sz w:val="18"/>
                 <w:u w:val="none"/>
               </w:rPr>
-              <w:t>ADANI GREEN ENERGY (UP) LIMITED</w:t>
+              <w:t>PRAYATNA DEVELOPERS LIMITED</w:t>
             </w:r>
           </w:p>
         </w:tc>
@@ -5186,7 +5186,7 @@
                 <w:sz w:val="18"/>
                 <w:u w:val="none"/>
               </w:rPr>
-              <w:t>U70101GJ2015PLC083634</w:t>
+              <w:t>U40106GJ2015PLC083925</w:t>
             </w:r>
           </w:p>
         </w:tc>
@@ -5214,7 +5214,7 @@
                 <w:sz w:val="18"/>
                 <w:u w:val="none"/>
               </w:rPr>
-              <w:t>PRAYATNA DEVELOPERS LIMITED</w:t>
+              <w:t>ADANI GREEN ENERGY (UP) LIMITED</w:t>
             </w:r>
           </w:p>
         </w:tc>
